--- a/Publisher_Ready_Curriculum/02_Chemistry_East_Meadow_Refactor/01_Safety_and_Measurement/06_Gram_Formula_Mass/Teacher_Guide.docx
+++ b/Publisher_Ready_Curriculum/02_Chemistry_East_Meadow_Refactor/01_Safety_and_Measurement/06_Gram_Formula_Mass/Teacher_Guide.docx
@@ -355,7 +355,7 @@
         <w:t xml:space="preserve"> </w:t>
       </w:r>
       <w:r>
-        <w:t xml:space="preserve">(Phase 5): three items — GFM of CO₂; GFM of NaOH; sentence explaining why a mole of gold has more mass than a mole of carbon. See</w:t>
+        <w:t xml:space="preserve">(Phase 5): three items — GFM of SO₂; GFM of NaOH; sentence explaining why a mole of gold has more mass than a mole of carbon. See</w:t>
       </w:r>
       <w:r>
         <w:t xml:space="preserve"> </w:t>
@@ -3382,7 +3382,7 @@
           <w:i/>
           <w:iCs/>
         </w:rPr>
-        <w:t xml:space="preserve">(a) Calculate the gram formula mass of CO₂. Show the atomic mass × subscript add-up.</w:t>
+        <w:t xml:space="preserve">(a) Calculate the gram formula mass of SO₂. Show the atomic mass × subscript add-up.</w:t>
       </w:r>
       <w:r>
         <w:t xml:space="preserve"> </w:t>
@@ -4425,7 +4425,7 @@
               <w:pStyle w:val="Compact"/>
             </w:pPr>
             <w:r>
-              <w:t xml:space="preserve">Phase 5 — Exit Ticket (GFM of CO₂ and NaOH; sentence explanation of gold vs. carbon)</w:t>
+              <w:t xml:space="preserve">Phase 5 — Exit Ticket (GFM of SO₂ and NaOH; sentence explanation of gold vs. carbon)</w:t>
             </w:r>
           </w:p>
         </w:tc>
